--- a/paper/submission/manuscript_anonymised.docx
+++ b/paper/submission/manuscript_anonymised.docx
@@ -6557,7 +6557,7 @@
           <w:sz w:val="22"/>
           <w:szCs w:val="22"/>
         </w:rPr>
-        <w:t xml:space="preserve"> The recurrent, convolutional and dense trio is reproduced exactly as published in an earlier comparative study [7] and reused in a companion system paper: SimpleRNN(64) → Dense(64); Conv1D(64,3) → Conv1D(32,3) → Dense(64); and Dense(128) → Dense(64), so that this benchmark also serves as the provenance record for those detectors. To these we add an </w:t>
+        <w:t xml:space="preserve"> The recurrent, convolutional and dense trio is reproduced exactly as published in an earlier comparative study [7]: SimpleRNN(64) → Dense(64); Conv1D(64,3) → Conv1D(32,3) → Dense(64); and Dense(128) → Dense(64), so that this benchmark also serves as the provenance record for those detectors. To these we add an </w:t>
       </w:r>
       <w:r>
         <w:rPr>
